--- a/final/submission_new_0907/Cover letter 0907.docx
+++ b/final/submission_new_0907/Cover letter 0907.docx
@@ -126,7 +126,7 @@
         <w:t xml:space="preserve"> </w:t>
       </w:r>
       <w:r>
-        <w:t xml:space="preserve">is now cited and discussed. For transparency, a copy of the original conference submission (CAD/Graphics 2026, Paper 75) is included as supplementary material.</w:t>
+        <w:t xml:space="preserve">is now cited and discussed. For transparency, a copy of the original conference submission (CAD/Graphics 2026, Paper 75) is provided as a separate supplementary file.</w:t>
       </w:r>
     </w:p>
     <w:p>

--- a/final/submission_new_0907/Cover letter 0907.docx
+++ b/final/submission_new_0907/Cover letter 0907.docx
@@ -55,7 +55,7 @@
         <w:t xml:space="preserve">Computers &amp; Graphics</w:t>
       </w:r>
       <w:r>
-        <w:t xml:space="preserve">, as part of the Virtual Special Issue CAG_SS_CAD/Graphics 2026. The manuscript is original, has not been published previously, and is not under consideration elsewhere.</w:t>
+        <w:t xml:space="preserve">, as part of the Virtual Special Issue CAG_SS_CAD/Graphics 2026. The manuscript is original, has not been published previously, and is not under consideration elsewhere. This submission follows the editor’s decision on our previous submission of the same manuscript (CAG-D-26-00954); the manuscript has been thoroughly revised in response to all editorial and reviewer comments, a point-by-point response is provided at the beginning of the manuscript PDF, and a marked-up copy is included for the editor’s convenience.</w:t>
       </w:r>
     </w:p>
     <w:p>
